--- a/references/FAIR-Seed-Funding-2ndcall-Template-lschoebitz.docx
+++ b/references/FAIR-Seed-Funding-2ndcall-Template-lschoebitz.docx
@@ -4237,7 +4237,23 @@
           <w:sz w:val="20"/>
           <w:lang w:eastAsia="de-CH"/>
         </w:rPr>
-        <w:t>Recruitment is the main risk; the other three are secondary and largely covered by material that already exists.</w:t>
+        <w:t xml:space="preserve">Recruitment is the main risk; the other </w:t>
+      </w:r>
+      <w:r>
+        <w:rPr>
+          <w:rFonts w:ascii="Arial" w:hAnsi="Arial" w:cs="Arial"/>
+          <w:sz w:val="20"/>
+          <w:lang w:eastAsia="de-CH"/>
+        </w:rPr>
+        <w:t>two</w:t>
+      </w:r>
+      <w:r>
+        <w:rPr>
+          <w:rFonts w:ascii="Arial" w:hAnsi="Arial" w:cs="Arial"/>
+          <w:sz w:val="20"/>
+          <w:lang w:eastAsia="de-CH"/>
+        </w:rPr>
+        <w:t xml:space="preserve"> are secondary and largely covered by material that already exists.</w:t>
       </w:r>
     </w:p>
     <w:p>
@@ -19675,6 +19691,126 @@
         </w:rPr>
         <w:lastRenderedPageBreak/>
         <w:t>4.2 Declaration of use of AI</w:t>
+      </w:r>
+    </w:p>
+    <w:p>
+      <w:pPr>
+        <w:jc w:val="both"/>
+        <w:rPr>
+          <w:rFonts w:ascii="Arial" w:hAnsi="Arial" w:cs="Arial"/>
+          <w:sz w:val="20"/>
+          <w:lang w:eastAsia="de-CH"/>
+        </w:rPr>
+      </w:pPr>
+    </w:p>
+    <w:p>
+      <w:pPr>
+        <w:jc w:val="both"/>
+        <w:rPr>
+          <w:rFonts w:ascii="Arial" w:hAnsi="Arial" w:cs="Arial"/>
+          <w:b/>
+          <w:bCs/>
+          <w:sz w:val="20"/>
+          <w:lang w:eastAsia="de-CH"/>
+        </w:rPr>
+      </w:pPr>
+      <w:r>
+        <w:rPr>
+          <w:rFonts w:ascii="Arial" w:hAnsi="Arial" w:cs="Arial"/>
+          <w:sz w:val="20"/>
+          <w:lang w:eastAsia="de-CH"/>
+        </w:rPr>
+        <w:t xml:space="preserve">AI was used in preparing this application, in line with the ETH Guide to information security and AI, the Flyer on the responsible use of AI (ETH Cyber and Information Security, 23 September 2025) and the ETH Library citation guide. The ideas, design, budget and decisions are the applicants' own, and the July outline was written without AI. From 1 to 15 September 2026, Lars Schöbitz used Claude Code (Anthropic; models claude-opus-4-8, claude-opus-5, claude-fable-5, claude-fable-5-1) to draft passages from his instructions and data, restructure and shorten drafts, propose cuts against the page limit, cross-check text against tables and budget, check language, convert file formats, and write helper code. The applicants reviewed and edited every AI-drafted passage and take full responsibility. The full record is public at </w:t>
+      </w:r>
+      <w:hyperlink r:id="rId13" w:history="1">
+        <w:r>
+          <w:rPr>
+            <w:rStyle w:val="Hyperlink"/>
+            <w:rFonts w:ascii="Arial" w:hAnsi="Arial" w:cs="Arial"/>
+            <w:sz w:val="20"/>
+            <w:lang w:eastAsia="de-CH"/>
+          </w:rPr>
+          <w:t>https://github.com/Global-Health-Engineering/fair-training</w:t>
+        </w:r>
+      </w:hyperlink>
+      <w:r>
+        <w:rPr>
+          <w:rFonts w:ascii="Arial" w:hAnsi="Arial" w:cs="Arial"/>
+          <w:sz w:val="20"/>
+          <w:lang w:eastAsia="de-CH"/>
+        </w:rPr>
+        <w:t xml:space="preserve"> </w:t>
+      </w:r>
+      <w:r>
+        <w:rPr>
+          <w:rFonts w:ascii="Arial" w:hAnsi="Arial" w:cs="Arial"/>
+          <w:sz w:val="20"/>
+          <w:lang w:eastAsia="de-CH"/>
+        </w:rPr>
+        <w:t xml:space="preserve">: 24 of 37 commits name the assisting model and link to the verbatim prompt. The tools processed Lars Schöbitz's own CV and notes, the public contact details of the supporting unit heads, and interest form </w:t>
+      </w:r>
+      <w:proofErr w:type="gramStart"/>
+      <w:r>
+        <w:rPr>
+          <w:rFonts w:ascii="Arial" w:hAnsi="Arial" w:cs="Arial"/>
+          <w:sz w:val="20"/>
+          <w:lang w:eastAsia="de-CH"/>
+        </w:rPr>
+        <w:t>replies</w:t>
+      </w:r>
+      <w:proofErr w:type="gramEnd"/>
+      <w:r>
+        <w:rPr>
+          <w:rFonts w:ascii="Arial" w:hAnsi="Arial" w:cs="Arial"/>
+          <w:sz w:val="20"/>
+          <w:lang w:eastAsia="de-CH"/>
+        </w:rPr>
+        <w:t xml:space="preserve"> as counts without names. The complete statement, with the list of what AI drafted and the provenance record, is at </w:t>
+      </w:r>
+      <w:hyperlink r:id="rId14" w:history="1">
+        <w:r>
+          <w:rPr>
+            <w:rStyle w:val="Hyperlink"/>
+            <w:rFonts w:ascii="Arial" w:hAnsi="Arial" w:cs="Arial"/>
+            <w:sz w:val="20"/>
+            <w:lang w:eastAsia="de-CH"/>
+          </w:rPr>
+          <w:t>https://github.com/Global-Health-Engineering/fair-training/blob</w:t>
+        </w:r>
+        <w:r>
+          <w:rPr>
+            <w:rStyle w:val="Hyperlink"/>
+            <w:rFonts w:ascii="Arial" w:hAnsi="Arial" w:cs="Arial"/>
+            <w:sz w:val="20"/>
+            <w:lang w:eastAsia="de-CH"/>
+          </w:rPr>
+          <w:t>/</w:t>
+        </w:r>
+        <w:r>
+          <w:rPr>
+            <w:rStyle w:val="Hyperlink"/>
+            <w:rFonts w:ascii="Arial" w:hAnsi="Arial" w:cs="Arial"/>
+            <w:sz w:val="20"/>
+            <w:lang w:eastAsia="de-CH"/>
+          </w:rPr>
+          <w:t>main/proposal/ai-use-statement.md</w:t>
+        </w:r>
+      </w:hyperlink>
+      <w:r>
+        <w:rPr>
+          <w:rFonts w:ascii="Arial" w:hAnsi="Arial" w:cs="Arial"/>
+          <w:sz w:val="20"/>
+          <w:lang w:eastAsia="de-CH"/>
+        </w:rPr>
+        <w:t xml:space="preserve"> </w:t>
+      </w:r>
+      <w:r>
+        <w:rPr>
+          <w:rFonts w:ascii="Arial" w:hAnsi="Arial" w:cs="Arial"/>
+          <w:sz w:val="20"/>
+          <w:lang w:eastAsia="de-CH"/>
+        </w:rPr>
+        <w:t>.</w:t>
       </w:r>
     </w:p>
     <w:sectPr>
